--- a/Adv Java/ConcurentCollectionAPI.docx
+++ b/Adv Java/ConcurentCollectionAPI.docx
@@ -10326,13 +10326,8 @@
       </w:r>
       <w:proofErr w:type="spellEnd"/>
       <w:r>
-        <w:t xml:space="preserve">("Produced " + </w:t>
-      </w:r>
-      <w:proofErr w:type="spellStart"/>
-      <w:r>
-        <w:t>i</w:t>
-      </w:r>
-      <w:proofErr w:type="spellEnd"/>
+        <w:t>("Produced " + i</w:t>
+      </w:r>
       <w:proofErr w:type="gramStart"/>
       <w:r>
         <w:t>);</w:t>

--- a/Adv Java/ConcurentCollectionAPI.docx
+++ b/Adv Java/ConcurentCollectionAPI.docx
@@ -134,13 +134,8 @@
         <w:t>──</w:t>
       </w:r>
       <w:r>
-        <w:t xml:space="preserve"> </w:t>
-      </w:r>
-      <w:proofErr w:type="spellStart"/>
-      <w:r>
-        <w:t>BlockingQueue</w:t>
-      </w:r>
-      <w:proofErr w:type="spellEnd"/>
+        <w:t xml:space="preserve"> BlockingQueue</w:t>
+      </w:r>
     </w:p>
     <w:p>
       <w:r>
@@ -10889,15 +10884,7 @@
     <w:p/>
     <w:p>
       <w:r>
-        <w:t xml:space="preserve">    static </w:t>
-      </w:r>
-      <w:proofErr w:type="spellStart"/>
-      <w:r>
-        <w:t>BlockingQueue</w:t>
-      </w:r>
-      <w:proofErr w:type="spellEnd"/>
-      <w:r>
-        <w:t>&lt;Integer&gt; queue =</w:t>
+        <w:t xml:space="preserve">    static BlockingQueue&lt;Integer&gt; queue =</w:t>
       </w:r>
     </w:p>
     <w:p>
@@ -11449,15 +11436,7 @@
     <w:p/>
     <w:p>
       <w:r>
-        <w:t xml:space="preserve">    static </w:t>
-      </w:r>
-      <w:proofErr w:type="spellStart"/>
-      <w:r>
-        <w:t>BlockingQueue</w:t>
-      </w:r>
-      <w:proofErr w:type="spellEnd"/>
-      <w:r>
-        <w:t>&lt;String&gt; tasks =</w:t>
+        <w:t xml:space="preserve">    static BlockingQueue&lt;String&gt; tasks =</w:t>
       </w:r>
     </w:p>
     <w:p>
@@ -11967,15 +11946,7 @@
     <w:p/>
     <w:p>
       <w:r>
-        <w:t xml:space="preserve">        </w:t>
-      </w:r>
-      <w:proofErr w:type="spellStart"/>
-      <w:r>
-        <w:t>BlockingQueue</w:t>
-      </w:r>
-      <w:proofErr w:type="spellEnd"/>
-      <w:r>
-        <w:t>&lt;Integer&gt; queue =</w:t>
+        <w:t xml:space="preserve">        BlockingQueue&lt;Integer&gt; queue =</w:t>
       </w:r>
     </w:p>
     <w:p>
